--- a/barlow/finesst_final/research_readiness_statement.docx
+++ b/barlow/finesst_final/research_readiness_statement.docx
@@ -78,13 +78,13 @@
         <w:t>Other relevant experience</w:t>
       </w:r>
       <w:r>
-        <w:t xml:space="preserve">. The FI independently designed and built an end-to-end airborne-LiDAR terrain-analysis pipeline on the Appalachian Plateau — point-cloud processing (PDAL), bare-earth derivative generation (GDAL/WhiteboxTools), hand-labeled training-set construction (QGIS), U-Net and instance-segmentation model training (PyTorch), and DEM-of-Difference change analysis with ICP co-registration and NMAD-based uncertainty — an independent research project that exercises the methods used in the proposed work. Additional relevant experience includes InSAR-based DEM generation and accuracy assessment against </w:t>
+        <w:t xml:space="preserve">. The FI independently designed and built an end-to-end airborne-lidar terrain-analysis pipeline on the Appalachian Plateau — point-cloud processing (PDAL), bare-earth derivative generation (GDAL/WhiteboxTools), hand-labeled training-set construction (QGIS), U-Net and instance-segmentation model training (PyTorch), and DEM-of-Difference change analysis with ICP co-registration and NMAD-based uncertainty — an independent research project that exercises the methods used in the proposed work. Additional relevant experience includes InSAR-based DEM generation and accuracy assessment against </w:t>
       </w:r>
       <w:r>
         <w:t xml:space="preserve">an airborne </w:t>
       </w:r>
       <w:r>
-        <w:t>LiDAR reference</w:t>
+        <w:t>lidar reference</w:t>
       </w:r>
       <w:bookmarkStart w:id="0" w:name="_GoBack"/>
       <w:bookmarkEnd w:id="0"/>
